--- a/2 Курс ДЗ/Промты (удачные) 1.docx
+++ b/2 Курс ДЗ/Промты (удачные) 1.docx
@@ -2,7 +2,13 @@
 <file path=word/document.xml><?xml version="1.0" encoding="utf-8"?>
 <w:document xmlns:wpc="http://schemas.microsoft.com/office/word/2010/wordprocessingCanvas" xmlns:cx="http://schemas.microsoft.com/office/drawing/2014/chartex" xmlns:cx1="http://schemas.microsoft.com/office/drawing/2015/9/8/chartex" xmlns:cx2="http://schemas.microsoft.com/office/drawing/2015/10/21/chartex" xmlns:cx3="http://schemas.microsoft.com/office/drawing/2016/5/9/chartex" xmlns:cx4="http://schemas.microsoft.com/office/drawing/2016/5/10/chartex" xmlns:cx5="http://schemas.microsoft.com/office/drawing/2016/5/11/chartex" xmlns:cx6="http://schemas.microsoft.com/office/drawing/2016/5/12/chartex" xmlns:cx7="http://schemas.microsoft.com/office/drawing/2016/5/13/chartex" xmlns:cx8="http://schemas.microsoft.com/office/drawing/2016/5/14/chartex" xmlns:mc="http://schemas.openxmlformats.org/markup-compatibility/2006" xmlns:aink="http://schemas.microsoft.com/office/drawing/2016/ink" xmlns:am3d="http://schemas.microsoft.com/office/drawing/2017/model3d" xmlns:o="urn:schemas-microsoft-com:office:office" xmlns:r="http://schemas.openxmlformats.org/officeDocument/2006/relationships" xmlns:m="http://schemas.openxmlformats.org/officeDocument/2006/math" xmlns:v="urn:schemas-microsoft-com:vml" xmlns:wp14="http://schemas.microsoft.com/office/word/2010/wordprocessingDrawing" xmlns:wp="http://schemas.openxmlformats.org/drawingml/2006/wordprocessingDrawing" xmlns:w10="urn:schemas-microsoft-com:office:word" xmlns:w="http://schemas.openxmlformats.org/wordprocessingml/2006/main" xmlns:w14="http://schemas.microsoft.com/office/word/2010/wordml" xmlns:w15="http://schemas.microsoft.com/office/word/2012/wordml" xmlns:w16cex="http://schemas.microsoft.com/office/word/2018/wordml/cex" xmlns:w16cid="http://schemas.microsoft.com/office/word/2016/wordml/cid" xmlns:w16="http://schemas.microsoft.com/office/word/2018/wordml" xmlns:w16se="http://schemas.microsoft.com/office/word/2015/wordml/symex" xmlns:wpg="http://schemas.microsoft.com/office/word/2010/wordprocessingGroup" xmlns:wpi="http://schemas.microsoft.com/office/word/2010/wordprocessingInk" xmlns:wne="http://schemas.microsoft.com/office/word/2006/wordml" xmlns:wps="http://schemas.microsoft.com/office/word/2010/wordprocessingShape" mc:Ignorable="w14 w15 w16se w16cid w16 w16cex wp14">
   <w:body>
-    <w:p/>
+    <w:p>
+      <w:pPr>
+        <w:rPr>
+          <w:lang w:val="en-US"/>
+        </w:rPr>
+      </w:pPr>
+    </w:p>
     <w:p>
       <w:r>
         <w:t>Расскажи, как создать собственную библиотеку на языке с++, и как использовать её в своём коде (предполагается, что файл - библиотека и файл, использующий её лежат в одной папке). Постарайся дать максимально конкретные и точные указания, как связать файлы между собой и что именно нужно написать в обоих файлах</w:t>
@@ -91,6 +97,17 @@
     <w:p>
       <w:r>
         <w:t>Отлично. Теперь напиши Функцию, которая принимает на вход строку и сортирует символы в ней, выводя отсортированную строку.</w:t>
+      </w:r>
+    </w:p>
+    <w:p/>
+    <w:p>
+      <w:r>
+        <w:rPr>
+          <w:rFonts w:ascii="Inter Fallback" w:hAnsi="Inter Fallback"/>
+          <w:sz w:val="27"/>
+          <w:szCs w:val="27"/>
+        </w:rPr>
+        <w:t>как написать свой аллокатор</w:t>
       </w:r>
       <w:bookmarkStart w:id="0" w:name="_GoBack"/>
       <w:bookmarkEnd w:id="0"/>
